--- a/2025-2026/МОЗИиИБ/laboratory/lab1/report/_output/report.docx
+++ b/2025-2026/МОЗИиИБ/laboratory/lab1/report/_output/report.docx
@@ -4250,9 +4250,11 @@
       <w:r>
         <w:t xml:space="preserve">https://en.wikipedia.org/wiki/Caesar_cipher</w:t>
       </w:r>
-      <w:r>
-        <w:t xml:space="preserve"> </w:t>
-      </w:r>
+    </w:p>
+    <w:p>
+      <w:pPr>
+        <w:pStyle w:val="BodyText"/>
+      </w:pPr>
       <w:r>
         <w:t xml:space="preserve">https://en.wikibooks.org/wiki/Cryptography/Atbash_cipher</w:t>
       </w:r>
